--- a/Report.docx
+++ b/Report.docx
@@ -121,24 +121,6 @@
       <w:pPr>
         <w:pStyle w:val="Normal"/>
         <w:spacing w:before="80" w:after="120"/>
-        <w:rPr>
-          <w:rFonts w:eastAsia="Arial" w:cs="Arial"/>
-          <w:sz w:val="22"/>
-          <w:szCs w:val="22"/>
-        </w:rPr>
-      </w:pPr>
-      <w:r>
-        <w:rPr>
-          <w:rFonts w:eastAsia="Arial" w:cs="Arial"/>
-          <w:sz w:val="22"/>
-          <w:szCs w:val="22"/>
-        </w:rPr>
-      </w:r>
-    </w:p>
-    <w:p>
-      <w:pPr>
-        <w:pStyle w:val="Normal"/>
-        <w:spacing w:before="80" w:after="120"/>
         <w:rPr/>
       </w:pPr>
       <w:r>
@@ -238,24 +220,6 @@
           <w:szCs w:val="22"/>
         </w:rPr>
         <w:t>; and evaluates pedalboard-based pool augmentation as a method of expanding codebook coverage without additional recordings.</w:t>
-      </w:r>
-    </w:p>
-    <w:p>
-      <w:pPr>
-        <w:pStyle w:val="Normal"/>
-        <w:spacing w:before="80" w:after="120"/>
-        <w:rPr>
-          <w:rFonts w:eastAsia="Arial" w:cs="Arial"/>
-          <w:sz w:val="22"/>
-          <w:szCs w:val="22"/>
-        </w:rPr>
-      </w:pPr>
-      <w:r>
-        <w:rPr>
-          <w:rFonts w:eastAsia="Arial" w:cs="Arial"/>
-          <w:sz w:val="22"/>
-          <w:szCs w:val="22"/>
-        </w:rPr>
       </w:r>
     </w:p>
     <w:p>
@@ -614,7 +578,7 @@
           <w:sz w:val="22"/>
           <w:szCs w:val="22"/>
         </w:rPr>
-        <w:t>: Encodec (Défossez et al., 2022), DAC (Kumar et al., 2023), Music2Latent (Pasini &amp; Schlüter, 2024) — provides a learned, compact representation in which a single 128-dimensional vector captures both spectral and temporal information at each frame.</w:t>
+        <w:t>: Encodec (Défossez et al., 2022), DAC (Kumar et al., 2023), Music2Latent (Pasini &amp; Schlüter, 2024) — provides a learned, compact representation.</w:t>
       </w:r>
     </w:p>
     <w:p>
@@ -1011,24 +975,6 @@
           <w:szCs w:val="22"/>
         </w:rPr>
         <w:t>N pools are matched independently against the same target and combined with weights (fixed or per-frame). With two pools this traces a line; with three, a triangle. Per-frame weights enable time-varying crossfades across the pool space.</w:t>
-      </w:r>
-    </w:p>
-    <w:p>
-      <w:pPr>
-        <w:pStyle w:val="ListParagraph"/>
-        <w:spacing w:before="60" w:after="60"/>
-        <w:rPr>
-          <w:rFonts w:ascii="Arial" w:hAnsi="Arial" w:eastAsia="Arial" w:cs="Arial"/>
-          <w:sz w:val="22"/>
-          <w:szCs w:val="22"/>
-        </w:rPr>
-      </w:pPr>
-      <w:r>
-        <w:rPr>
-          <w:rFonts w:eastAsia="Arial" w:cs="Arial"/>
-          <w:sz w:val="22"/>
-          <w:szCs w:val="22"/>
-        </w:rPr>
       </w:r>
     </w:p>
     <w:p>
@@ -1590,28 +1536,6 @@
           <w:szCs w:val="22"/>
         </w:rPr>
         <w:t>FAD and MFCC-L2 are imperfect proxies for perceived audio quality. As discussed in the augmentation results below, cases where perceptual quality improves while objective metrics worsen are possible and observed. Results should be interpreted alongside the audio examples at the companion website linked in the introduction.</w:t>
-      </w:r>
-    </w:p>
-    <w:p>
-      <w:pPr>
-        <w:pStyle w:val="Heading1"/>
-        <w:spacing w:before="360" w:after="180"/>
-        <w:rPr>
-          <w:rFonts w:ascii="Arial" w:hAnsi="Arial" w:eastAsia="Arial" w:cs="Arial"/>
-          <w:b/>
-          <w:bCs/>
-          <w:sz w:val="32"/>
-          <w:szCs w:val="32"/>
-        </w:rPr>
-      </w:pPr>
-      <w:r>
-        <w:rPr>
-          <w:rFonts w:eastAsia="Arial" w:cs="Arial"/>
-          <w:b/>
-          <w:bCs/>
-          <w:sz w:val="32"/>
-          <w:szCs w:val="32"/>
-        </w:rPr>
       </w:r>
     </w:p>
     <w:p>
@@ -3065,24 +2989,6 @@
     </w:p>
     <w:p>
       <w:pPr>
-        <w:pStyle w:val="Normal"/>
-        <w:spacing w:before="80" w:after="120"/>
-        <w:rPr>
-          <w:rFonts w:ascii="Arial" w:hAnsi="Arial" w:eastAsia="Arial" w:cs="Arial"/>
-          <w:sz w:val="22"/>
-          <w:szCs w:val="22"/>
-        </w:rPr>
-      </w:pPr>
-      <w:r>
-        <w:rPr>
-          <w:rFonts w:eastAsia="Arial" w:cs="Arial"/>
-          <w:sz w:val="22"/>
-          <w:szCs w:val="22"/>
-        </w:rPr>
-      </w:r>
-    </w:p>
-    <w:p>
-      <w:pPr>
         <w:pStyle w:val="Heading2"/>
         <w:spacing w:before="280" w:after="140"/>
         <w:rPr>
@@ -3117,36 +3023,6 @@
           <w:szCs w:val="22"/>
         </w:rPr>
         <w:t>Window size has a mild, non-monotonic effect on FAD. For percussion, FAD is lowest at window = 1; for instruments, the same holds. Larger windows add local temporal context but reduce sensitivity to sharp transient events, which can hurt percussion matching. The non-monotonic shape, FAD dipping at window=4 for percussion before rising again, this suggests that the optimal window size is likely pair-specific rather than a universal setting.</w:t>
-      </w:r>
-    </w:p>
-    <w:p>
-      <w:pPr>
-        <w:pStyle w:val="Normal"/>
-        <w:spacing w:before="60" w:after="60"/>
-        <w:rPr/>
-      </w:pPr>
-      <w:r>
-        <w:rPr/>
-      </w:r>
-    </w:p>
-    <w:p>
-      <w:pPr>
-        <w:pStyle w:val="Normal"/>
-        <w:spacing w:before="60" w:after="60"/>
-        <w:rPr/>
-      </w:pPr>
-      <w:r>
-        <w:rPr/>
-      </w:r>
-    </w:p>
-    <w:p>
-      <w:pPr>
-        <w:pStyle w:val="Normal"/>
-        <w:spacing w:before="60" w:after="60"/>
-        <w:rPr/>
-      </w:pPr>
-      <w:r>
-        <w:rPr/>
       </w:r>
     </w:p>
     <w:p>
@@ -3513,28 +3389,6 @@
     </w:tbl>
     <w:p>
       <w:pPr>
-        <w:pStyle w:val="Normal"/>
-        <w:spacing w:before="60" w:after="60"/>
-        <w:rPr>
-          <w:rFonts w:ascii="Arial" w:hAnsi="Arial" w:eastAsia="Arial" w:cs="Arial"/>
-          <w:b/>
-          <w:bCs/>
-          <w:sz w:val="28"/>
-          <w:szCs w:val="28"/>
-        </w:rPr>
-      </w:pPr>
-      <w:r>
-        <w:rPr>
-          <w:rFonts w:eastAsia="Arial" w:cs="Arial"/>
-          <w:b/>
-          <w:bCs/>
-          <w:sz w:val="28"/>
-          <w:szCs w:val="28"/>
-        </w:rPr>
-      </w:r>
-    </w:p>
-    <w:p>
-      <w:pPr>
         <w:pStyle w:val="Heading2"/>
         <w:spacing w:before="280" w:after="140"/>
         <w:rPr>
@@ -3655,16 +3509,6 @@
           <w:szCs w:val="22"/>
         </w:rPr>
         <w:t>For instruments, augmentation worsens both metrics on average. A plausible cause is that harmonic material is sensitive to the harmonic distortions introduced by pitch shifting, the augmented candidates are acoustically plausible but harmonically incorrect.</w:t>
-      </w:r>
-    </w:p>
-    <w:p>
-      <w:pPr>
-        <w:pStyle w:val="Normal"/>
-        <w:spacing w:before="60" w:after="60"/>
-        <w:rPr/>
-      </w:pPr>
-      <w:r>
-        <w:rPr/>
       </w:r>
     </w:p>
     <w:p>
@@ -6419,8 +6263,8 @@
       <w:u w:val="single"/>
     </w:rPr>
   </w:style>
-  <w:style w:type="character" w:styleId="FootnoteCharacters">
-    <w:name w:val="Footnote Characters"/>
+  <w:style w:type="character" w:styleId="FootnoteCharactersuser">
+    <w:name w:val="Footnote Characters (user)"/>
     <w:uiPriority w:val="99"/>
     <w:semiHidden/>
     <w:unhideWhenUsed/>
@@ -6429,8 +6273,8 @@
       <w:vertAlign w:val="superscript"/>
     </w:rPr>
   </w:style>
-  <w:style w:type="character" w:styleId="FootnoteCharactersuser">
-    <w:name w:val="Footnote Characters (user)"/>
+  <w:style w:type="character" w:styleId="FootnoteCharacters">
+    <w:name w:val="Footnote Characters"/>
     <w:qFormat/>
     <w:rPr>
       <w:vertAlign w:val="superscript"/>
